--- a/Лаб2/ПиАЭ_2ЛР_Вострецова_Зиянуров_Хамитова.docx
+++ b/Лаб2/ПиАЭ_2ЛР_Вострецова_Зиянуров_Хамитова.docx
@@ -3908,6 +3908,7 @@
         <w:rPr>
           <w:b/>
           <w:bCs/>
+          <w:noProof/>
         </w:rPr>
         <w:drawing>
           <wp:inline distT="0" distB="0" distL="0" distR="0" wp14:anchorId="2337548D" wp14:editId="1CB37998">
@@ -3958,6 +3959,7 @@
         <w:rPr>
           <w:b/>
           <w:bCs/>
+          <w:noProof/>
         </w:rPr>
         <w:drawing>
           <wp:inline distT="0" distB="0" distL="0" distR="0" wp14:anchorId="012740B6" wp14:editId="0737EA59">
@@ -4381,6 +4383,7 @@
         <w:rPr>
           <w:b/>
           <w:bCs/>
+          <w:lang w:val="en-US"/>
         </w:rPr>
       </w:pPr>
     </w:p>
@@ -4393,18 +4396,48 @@
           <w:color w:val="000000"/>
           <w:sz w:val="21"/>
           <w:szCs w:val="21"/>
+          <w:lang w:val="en-US" w:eastAsia="ru-RU"/>
+        </w:rPr>
+      </w:pPr>
+      <w:r>
+        <w:rPr>
+          <w:rFonts w:ascii="Consolas" w:eastAsia="Times New Roman" w:hAnsi="Consolas" w:cs="Times New Roman"/>
+          <w:color w:val="008000"/>
+          <w:sz w:val="21"/>
+          <w:szCs w:val="21"/>
+          <w:lang w:val="en-US" w:eastAsia="ru-RU"/>
+        </w:rPr>
+        <w:t>#</w:t>
+      </w:r>
+      <w:r>
+        <w:rPr>
+          <w:rFonts w:ascii="Consolas" w:eastAsia="Times New Roman" w:hAnsi="Consolas" w:cs="Times New Roman"/>
+          <w:color w:val="008000"/>
+          <w:sz w:val="21"/>
+          <w:szCs w:val="21"/>
           <w:lang w:eastAsia="ru-RU"/>
         </w:rPr>
-      </w:pPr>
+        <w:t>параметры</w:t>
+      </w:r>
       <w:r>
         <w:rPr>
           <w:rFonts w:ascii="Consolas" w:eastAsia="Times New Roman" w:hAnsi="Consolas" w:cs="Times New Roman"/>
           <w:color w:val="008000"/>
           <w:sz w:val="21"/>
           <w:szCs w:val="21"/>
+          <w:lang w:val="en-US" w:eastAsia="ru-RU"/>
+        </w:rPr>
+        <w:t xml:space="preserve">, </w:t>
+      </w:r>
+      <w:r>
+        <w:rPr>
+          <w:rFonts w:ascii="Consolas" w:eastAsia="Times New Roman" w:hAnsi="Consolas" w:cs="Times New Roman"/>
+          <w:color w:val="008000"/>
+          <w:sz w:val="21"/>
+          <w:szCs w:val="21"/>
           <w:lang w:eastAsia="ru-RU"/>
         </w:rPr>
-        <w:t>#параметры, постоянные</w:t>
+        <w:t>постоянные</w:t>
       </w:r>
     </w:p>
     <w:p>
@@ -5232,7 +5265,7 @@
           <w:color w:val="000000"/>
           <w:sz w:val="21"/>
           <w:szCs w:val="21"/>
-          <w:lang w:eastAsia="ru-RU"/>
+          <w:lang w:val="en-US" w:eastAsia="ru-RU"/>
         </w:rPr>
       </w:pPr>
       <w:r>
@@ -5241,7 +5274,7 @@
           <w:color w:val="001080"/>
           <w:sz w:val="21"/>
           <w:szCs w:val="21"/>
-          <w:lang w:eastAsia="ru-RU"/>
+          <w:lang w:val="en-US" w:eastAsia="ru-RU"/>
         </w:rPr>
         <w:t>x1</w:t>
       </w:r>
@@ -5251,7 +5284,7 @@
           <w:color w:val="000000"/>
           <w:sz w:val="21"/>
           <w:szCs w:val="21"/>
-          <w:lang w:eastAsia="ru-RU"/>
+          <w:lang w:val="en-US" w:eastAsia="ru-RU"/>
         </w:rPr>
         <w:t xml:space="preserve"> = </w:t>
       </w:r>
@@ -5263,7 +5296,7 @@
           <w:color w:val="267F99"/>
           <w:sz w:val="21"/>
           <w:szCs w:val="21"/>
-          <w:lang w:eastAsia="ru-RU"/>
+          <w:lang w:val="en-US" w:eastAsia="ru-RU"/>
         </w:rPr>
         <w:t>np</w:t>
       </w:r>
@@ -5273,7 +5306,7 @@
           <w:color w:val="000000"/>
           <w:sz w:val="21"/>
           <w:szCs w:val="21"/>
-          <w:lang w:eastAsia="ru-RU"/>
+          <w:lang w:val="en-US" w:eastAsia="ru-RU"/>
         </w:rPr>
         <w:t>.</w:t>
       </w:r>
@@ -5283,7 +5316,7 @@
           <w:color w:val="795E26"/>
           <w:sz w:val="21"/>
           <w:szCs w:val="21"/>
-          <w:lang w:eastAsia="ru-RU"/>
+          <w:lang w:val="en-US" w:eastAsia="ru-RU"/>
         </w:rPr>
         <w:t>arange</w:t>
       </w:r>
@@ -5295,7 +5328,7 @@
           <w:color w:val="000000"/>
           <w:sz w:val="21"/>
           <w:szCs w:val="21"/>
-          <w:lang w:eastAsia="ru-RU"/>
+          <w:lang w:val="en-US" w:eastAsia="ru-RU"/>
         </w:rPr>
         <w:t>(-</w:t>
       </w:r>
@@ -5305,7 +5338,7 @@
           <w:color w:val="098658"/>
           <w:sz w:val="21"/>
           <w:szCs w:val="21"/>
-          <w:lang w:eastAsia="ru-RU"/>
+          <w:lang w:val="en-US" w:eastAsia="ru-RU"/>
         </w:rPr>
         <w:t>1</w:t>
       </w:r>
@@ -5315,7 +5348,7 @@
           <w:color w:val="000000"/>
           <w:sz w:val="21"/>
           <w:szCs w:val="21"/>
-          <w:lang w:eastAsia="ru-RU"/>
+          <w:lang w:val="en-US" w:eastAsia="ru-RU"/>
         </w:rPr>
         <w:t>,</w:t>
       </w:r>
@@ -5325,7 +5358,7 @@
           <w:color w:val="098658"/>
           <w:sz w:val="21"/>
           <w:szCs w:val="21"/>
-          <w:lang w:eastAsia="ru-RU"/>
+          <w:lang w:val="en-US" w:eastAsia="ru-RU"/>
         </w:rPr>
         <w:t>1.1</w:t>
       </w:r>
@@ -5335,7 +5368,7 @@
           <w:color w:val="000000"/>
           <w:sz w:val="21"/>
           <w:szCs w:val="21"/>
-          <w:lang w:eastAsia="ru-RU"/>
+          <w:lang w:val="en-US" w:eastAsia="ru-RU"/>
         </w:rPr>
         <w:t>,</w:t>
       </w:r>
@@ -5345,7 +5378,7 @@
           <w:color w:val="098658"/>
           <w:sz w:val="21"/>
           <w:szCs w:val="21"/>
-          <w:lang w:eastAsia="ru-RU"/>
+          <w:lang w:val="en-US" w:eastAsia="ru-RU"/>
         </w:rPr>
         <w:t>0.25</w:t>
       </w:r>
@@ -5355,7 +5388,7 @@
           <w:color w:val="000000"/>
           <w:sz w:val="21"/>
           <w:szCs w:val="21"/>
-          <w:lang w:eastAsia="ru-RU"/>
+          <w:lang w:val="en-US" w:eastAsia="ru-RU"/>
         </w:rPr>
         <w:t>)</w:t>
       </w:r>
@@ -6150,6 +6183,7 @@
         <w:rPr>
           <w:b/>
           <w:bCs/>
+          <w:lang w:val="en-US"/>
         </w:rPr>
       </w:pPr>
     </w:p>
@@ -7222,7 +7256,7 @@
           <w:color w:val="000000"/>
           <w:sz w:val="21"/>
           <w:szCs w:val="21"/>
-          <w:lang w:eastAsia="ru-RU"/>
+          <w:lang w:val="en-US" w:eastAsia="ru-RU"/>
         </w:rPr>
       </w:pPr>
       <w:r>
@@ -12328,17 +12362,17 @@
           <w:color w:val="000000"/>
           <w:sz w:val="21"/>
           <w:szCs w:val="21"/>
-          <w:lang w:val="en-US" w:eastAsia="ru-RU"/>
-        </w:rPr>
-      </w:pPr>
-      <w:r>
-        <w:rPr>
-          <w:rFonts w:ascii="Consolas" w:eastAsia="Times New Roman" w:hAnsi="Consolas" w:cs="Times New Roman"/>
-          <w:color w:val="000000"/>
-          <w:sz w:val="21"/>
-          <w:szCs w:val="21"/>
           <w:lang w:eastAsia="ru-RU"/>
         </w:rPr>
+      </w:pPr>
+      <w:r>
+        <w:rPr>
+          <w:rFonts w:ascii="Consolas" w:eastAsia="Times New Roman" w:hAnsi="Consolas" w:cs="Times New Roman"/>
+          <w:color w:val="000000"/>
+          <w:sz w:val="21"/>
+          <w:szCs w:val="21"/>
+          <w:lang w:eastAsia="ru-RU"/>
+        </w:rPr>
         <w:t xml:space="preserve">        </w:t>
       </w:r>
       <w:r>
@@ -12357,7 +12391,7 @@
           <w:color w:val="000000"/>
           <w:sz w:val="21"/>
           <w:szCs w:val="21"/>
-          <w:lang w:val="en-US" w:eastAsia="ru-RU"/>
+          <w:lang w:eastAsia="ru-RU"/>
         </w:rPr>
         <w:t xml:space="preserve"> = </w:t>
       </w:r>
@@ -12374,17 +12408,17 @@
         <w:t>Mcalc</w:t>
       </w:r>
       <w:proofErr w:type="spellEnd"/>
-      <w:r>
-        <w:rPr>
-          <w:rFonts w:ascii="Consolas" w:eastAsia="Times New Roman" w:hAnsi="Consolas" w:cs="Times New Roman"/>
-          <w:color w:val="000000"/>
-          <w:sz w:val="21"/>
-          <w:szCs w:val="21"/>
-          <w:lang w:val="en-US" w:eastAsia="ru-RU"/>
+      <w:proofErr w:type="gramEnd"/>
+      <w:r>
+        <w:rPr>
+          <w:rFonts w:ascii="Consolas" w:eastAsia="Times New Roman" w:hAnsi="Consolas" w:cs="Times New Roman"/>
+          <w:color w:val="000000"/>
+          <w:sz w:val="21"/>
+          <w:szCs w:val="21"/>
+          <w:lang w:eastAsia="ru-RU"/>
         </w:rPr>
         <w:t>(</w:t>
       </w:r>
-      <w:proofErr w:type="gramEnd"/>
       <w:r>
         <w:rPr>
           <w:rFonts w:ascii="Consolas" w:eastAsia="Times New Roman" w:hAnsi="Consolas" w:cs="Times New Roman"/>
@@ -12401,7 +12435,7 @@
           <w:color w:val="000000"/>
           <w:sz w:val="21"/>
           <w:szCs w:val="21"/>
-          <w:lang w:val="en-US" w:eastAsia="ru-RU"/>
+          <w:lang w:eastAsia="ru-RU"/>
         </w:rPr>
         <w:t xml:space="preserve">, </w:t>
       </w:r>
@@ -12421,7 +12455,7 @@
           <w:color w:val="000000"/>
           <w:sz w:val="21"/>
           <w:szCs w:val="21"/>
-          <w:lang w:val="en-US" w:eastAsia="ru-RU"/>
+          <w:lang w:eastAsia="ru-RU"/>
         </w:rPr>
         <w:t>)</w:t>
       </w:r>
@@ -12435,18 +12469,88 @@
           <w:color w:val="000000"/>
           <w:sz w:val="21"/>
           <w:szCs w:val="21"/>
-          <w:lang w:val="en-US" w:eastAsia="ru-RU"/>
-        </w:rPr>
-      </w:pPr>
-      <w:r>
-        <w:rPr>
-          <w:rFonts w:ascii="Consolas" w:eastAsia="Times New Roman" w:hAnsi="Consolas" w:cs="Times New Roman"/>
-          <w:color w:val="000000"/>
-          <w:sz w:val="21"/>
-          <w:szCs w:val="21"/>
-          <w:lang w:val="en-US" w:eastAsia="ru-RU"/>
-        </w:rPr>
-        <w:t xml:space="preserve">        </w:t>
+          <w:lang w:eastAsia="ru-RU"/>
+        </w:rPr>
+      </w:pPr>
+      <w:r>
+        <w:rPr>
+          <w:rFonts w:ascii="Consolas" w:eastAsia="Times New Roman" w:hAnsi="Consolas" w:cs="Times New Roman"/>
+          <w:color w:val="000000"/>
+          <w:sz w:val="21"/>
+          <w:szCs w:val="21"/>
+          <w:lang w:val="en-US" w:eastAsia="ru-RU"/>
+        </w:rPr>
+        <w:t> </w:t>
+      </w:r>
+      <w:r>
+        <w:rPr>
+          <w:rFonts w:ascii="Consolas" w:eastAsia="Times New Roman" w:hAnsi="Consolas" w:cs="Times New Roman"/>
+          <w:color w:val="000000"/>
+          <w:sz w:val="21"/>
+          <w:szCs w:val="21"/>
+          <w:lang w:eastAsia="ru-RU"/>
+        </w:rPr>
+        <w:t xml:space="preserve"> </w:t>
+      </w:r>
+      <w:r>
+        <w:rPr>
+          <w:rFonts w:ascii="Consolas" w:eastAsia="Times New Roman" w:hAnsi="Consolas" w:cs="Times New Roman"/>
+          <w:color w:val="000000"/>
+          <w:sz w:val="21"/>
+          <w:szCs w:val="21"/>
+          <w:lang w:val="en-US" w:eastAsia="ru-RU"/>
+        </w:rPr>
+        <w:t> </w:t>
+      </w:r>
+      <w:r>
+        <w:rPr>
+          <w:rFonts w:ascii="Consolas" w:eastAsia="Times New Roman" w:hAnsi="Consolas" w:cs="Times New Roman"/>
+          <w:color w:val="000000"/>
+          <w:sz w:val="21"/>
+          <w:szCs w:val="21"/>
+          <w:lang w:eastAsia="ru-RU"/>
+        </w:rPr>
+        <w:t xml:space="preserve"> </w:t>
+      </w:r>
+      <w:r>
+        <w:rPr>
+          <w:rFonts w:ascii="Consolas" w:eastAsia="Times New Roman" w:hAnsi="Consolas" w:cs="Times New Roman"/>
+          <w:color w:val="000000"/>
+          <w:sz w:val="21"/>
+          <w:szCs w:val="21"/>
+          <w:lang w:val="en-US" w:eastAsia="ru-RU"/>
+        </w:rPr>
+        <w:t> </w:t>
+      </w:r>
+      <w:r>
+        <w:rPr>
+          <w:rFonts w:ascii="Consolas" w:eastAsia="Times New Roman" w:hAnsi="Consolas" w:cs="Times New Roman"/>
+          <w:color w:val="000000"/>
+          <w:sz w:val="21"/>
+          <w:szCs w:val="21"/>
+          <w:lang w:eastAsia="ru-RU"/>
+        </w:rPr>
+        <w:t xml:space="preserve"> </w:t>
+      </w:r>
+      <w:r>
+        <w:rPr>
+          <w:rFonts w:ascii="Consolas" w:eastAsia="Times New Roman" w:hAnsi="Consolas" w:cs="Times New Roman"/>
+          <w:color w:val="000000"/>
+          <w:sz w:val="21"/>
+          <w:szCs w:val="21"/>
+          <w:lang w:val="en-US" w:eastAsia="ru-RU"/>
+        </w:rPr>
+        <w:t> </w:t>
+      </w:r>
+      <w:r>
+        <w:rPr>
+          <w:rFonts w:ascii="Consolas" w:eastAsia="Times New Roman" w:hAnsi="Consolas" w:cs="Times New Roman"/>
+          <w:color w:val="000000"/>
+          <w:sz w:val="21"/>
+          <w:szCs w:val="21"/>
+          <w:lang w:eastAsia="ru-RU"/>
+        </w:rPr>
+        <w:t xml:space="preserve"> </w:t>
       </w:r>
       <w:r>
         <w:rPr>
@@ -12464,7 +12568,7 @@
           <w:color w:val="000000"/>
           <w:sz w:val="21"/>
           <w:szCs w:val="21"/>
-          <w:lang w:val="en-US" w:eastAsia="ru-RU"/>
+          <w:lang w:eastAsia="ru-RU"/>
         </w:rPr>
         <w:t xml:space="preserve"> = </w:t>
       </w:r>
@@ -12479,16 +12583,18 @@
         </w:rPr>
         <w:t>np</w:t>
       </w:r>
-      <w:r>
-        <w:rPr>
-          <w:rFonts w:ascii="Consolas" w:eastAsia="Times New Roman" w:hAnsi="Consolas" w:cs="Times New Roman"/>
-          <w:color w:val="000000"/>
-          <w:sz w:val="21"/>
-          <w:szCs w:val="21"/>
-          <w:lang w:val="en-US" w:eastAsia="ru-RU"/>
+      <w:proofErr w:type="spellEnd"/>
+      <w:r>
+        <w:rPr>
+          <w:rFonts w:ascii="Consolas" w:eastAsia="Times New Roman" w:hAnsi="Consolas" w:cs="Times New Roman"/>
+          <w:color w:val="000000"/>
+          <w:sz w:val="21"/>
+          <w:szCs w:val="21"/>
+          <w:lang w:eastAsia="ru-RU"/>
         </w:rPr>
         <w:t>.</w:t>
       </w:r>
+      <w:proofErr w:type="spellStart"/>
       <w:r>
         <w:rPr>
           <w:rFonts w:ascii="Consolas" w:eastAsia="Times New Roman" w:hAnsi="Consolas" w:cs="Times New Roman"/>
@@ -12499,16 +12605,18 @@
         </w:rPr>
         <w:t>linalg</w:t>
       </w:r>
-      <w:r>
-        <w:rPr>
-          <w:rFonts w:ascii="Consolas" w:eastAsia="Times New Roman" w:hAnsi="Consolas" w:cs="Times New Roman"/>
-          <w:color w:val="000000"/>
-          <w:sz w:val="21"/>
-          <w:szCs w:val="21"/>
-          <w:lang w:val="en-US" w:eastAsia="ru-RU"/>
+      <w:proofErr w:type="spellEnd"/>
+      <w:r>
+        <w:rPr>
+          <w:rFonts w:ascii="Consolas" w:eastAsia="Times New Roman" w:hAnsi="Consolas" w:cs="Times New Roman"/>
+          <w:color w:val="000000"/>
+          <w:sz w:val="21"/>
+          <w:szCs w:val="21"/>
+          <w:lang w:eastAsia="ru-RU"/>
         </w:rPr>
         <w:t>.</w:t>
       </w:r>
+      <w:proofErr w:type="spellStart"/>
       <w:r>
         <w:rPr>
           <w:rFonts w:ascii="Consolas" w:eastAsia="Times New Roman" w:hAnsi="Consolas" w:cs="Times New Roman"/>
@@ -12526,7 +12634,7 @@
           <w:color w:val="000000"/>
           <w:sz w:val="21"/>
           <w:szCs w:val="21"/>
-          <w:lang w:val="en-US" w:eastAsia="ru-RU"/>
+          <w:lang w:eastAsia="ru-RU"/>
         </w:rPr>
         <w:t>(</w:t>
       </w:r>
@@ -12546,7 +12654,7 @@
           <w:color w:val="000000"/>
           <w:sz w:val="21"/>
           <w:szCs w:val="21"/>
-          <w:lang w:val="en-US" w:eastAsia="ru-RU"/>
+          <w:lang w:eastAsia="ru-RU"/>
         </w:rPr>
         <w:t>)</w:t>
       </w:r>
@@ -12560,7 +12668,7 @@
           <w:color w:val="000000"/>
           <w:sz w:val="21"/>
           <w:szCs w:val="21"/>
-          <w:lang w:val="en-US" w:eastAsia="ru-RU"/>
+          <w:lang w:eastAsia="ru-RU"/>
         </w:rPr>
       </w:pPr>
     </w:p>
@@ -12584,7 +12692,77 @@
           <w:szCs w:val="21"/>
           <w:lang w:val="en-US" w:eastAsia="ru-RU"/>
         </w:rPr>
-        <w:t xml:space="preserve">        </w:t>
+        <w:t> </w:t>
+      </w:r>
+      <w:r>
+        <w:rPr>
+          <w:rFonts w:ascii="Consolas" w:eastAsia="Times New Roman" w:hAnsi="Consolas" w:cs="Times New Roman"/>
+          <w:color w:val="000000"/>
+          <w:sz w:val="21"/>
+          <w:szCs w:val="21"/>
+          <w:lang w:eastAsia="ru-RU"/>
+        </w:rPr>
+        <w:t xml:space="preserve"> </w:t>
+      </w:r>
+      <w:r>
+        <w:rPr>
+          <w:rFonts w:ascii="Consolas" w:eastAsia="Times New Roman" w:hAnsi="Consolas" w:cs="Times New Roman"/>
+          <w:color w:val="000000"/>
+          <w:sz w:val="21"/>
+          <w:szCs w:val="21"/>
+          <w:lang w:val="en-US" w:eastAsia="ru-RU"/>
+        </w:rPr>
+        <w:t> </w:t>
+      </w:r>
+      <w:r>
+        <w:rPr>
+          <w:rFonts w:ascii="Consolas" w:eastAsia="Times New Roman" w:hAnsi="Consolas" w:cs="Times New Roman"/>
+          <w:color w:val="000000"/>
+          <w:sz w:val="21"/>
+          <w:szCs w:val="21"/>
+          <w:lang w:eastAsia="ru-RU"/>
+        </w:rPr>
+        <w:t xml:space="preserve"> </w:t>
+      </w:r>
+      <w:r>
+        <w:rPr>
+          <w:rFonts w:ascii="Consolas" w:eastAsia="Times New Roman" w:hAnsi="Consolas" w:cs="Times New Roman"/>
+          <w:color w:val="000000"/>
+          <w:sz w:val="21"/>
+          <w:szCs w:val="21"/>
+          <w:lang w:val="en-US" w:eastAsia="ru-RU"/>
+        </w:rPr>
+        <w:t> </w:t>
+      </w:r>
+      <w:r>
+        <w:rPr>
+          <w:rFonts w:ascii="Consolas" w:eastAsia="Times New Roman" w:hAnsi="Consolas" w:cs="Times New Roman"/>
+          <w:color w:val="000000"/>
+          <w:sz w:val="21"/>
+          <w:szCs w:val="21"/>
+          <w:lang w:eastAsia="ru-RU"/>
+        </w:rPr>
+        <w:t xml:space="preserve"> </w:t>
+      </w:r>
+      <w:r>
+        <w:rPr>
+          <w:rFonts w:ascii="Consolas" w:eastAsia="Times New Roman" w:hAnsi="Consolas" w:cs="Times New Roman"/>
+          <w:color w:val="000000"/>
+          <w:sz w:val="21"/>
+          <w:szCs w:val="21"/>
+          <w:lang w:val="en-US" w:eastAsia="ru-RU"/>
+        </w:rPr>
+        <w:t> </w:t>
+      </w:r>
+      <w:r>
+        <w:rPr>
+          <w:rFonts w:ascii="Consolas" w:eastAsia="Times New Roman" w:hAnsi="Consolas" w:cs="Times New Roman"/>
+          <w:color w:val="000000"/>
+          <w:sz w:val="21"/>
+          <w:szCs w:val="21"/>
+          <w:lang w:eastAsia="ru-RU"/>
+        </w:rPr>
+        <w:t xml:space="preserve"> </w:t>
       </w:r>
       <w:r>
         <w:rPr>
@@ -12723,17 +12901,17 @@
           <w:color w:val="000000"/>
           <w:sz w:val="21"/>
           <w:szCs w:val="21"/>
+          <w:lang w:val="en-US" w:eastAsia="ru-RU"/>
+        </w:rPr>
+      </w:pPr>
+      <w:r>
+        <w:rPr>
+          <w:rFonts w:ascii="Consolas" w:eastAsia="Times New Roman" w:hAnsi="Consolas" w:cs="Times New Roman"/>
+          <w:color w:val="000000"/>
+          <w:sz w:val="21"/>
+          <w:szCs w:val="21"/>
           <w:lang w:eastAsia="ru-RU"/>
         </w:rPr>
-      </w:pPr>
-      <w:r>
-        <w:rPr>
-          <w:rFonts w:ascii="Consolas" w:eastAsia="Times New Roman" w:hAnsi="Consolas" w:cs="Times New Roman"/>
-          <w:color w:val="000000"/>
-          <w:sz w:val="21"/>
-          <w:szCs w:val="21"/>
-          <w:lang w:eastAsia="ru-RU"/>
-        </w:rPr>
         <w:t xml:space="preserve">        </w:t>
       </w:r>
       <w:r>
@@ -12742,7 +12920,7 @@
           <w:color w:val="001080"/>
           <w:sz w:val="21"/>
           <w:szCs w:val="21"/>
-          <w:lang w:eastAsia="ru-RU"/>
+          <w:lang w:val="en-US" w:eastAsia="ru-RU"/>
         </w:rPr>
         <w:t>mean_no0</w:t>
       </w:r>
@@ -12752,7 +12930,7 @@
           <w:color w:val="000000"/>
           <w:sz w:val="21"/>
           <w:szCs w:val="21"/>
-          <w:lang w:eastAsia="ru-RU"/>
+          <w:lang w:val="en-US" w:eastAsia="ru-RU"/>
         </w:rPr>
         <w:t xml:space="preserve"> = </w:t>
       </w:r>
@@ -12763,7 +12941,7 @@
           <w:color w:val="795E26"/>
           <w:sz w:val="21"/>
           <w:szCs w:val="21"/>
-          <w:lang w:eastAsia="ru-RU"/>
+          <w:lang w:val="en-US" w:eastAsia="ru-RU"/>
         </w:rPr>
         <w:t>q_</w:t>
       </w:r>
@@ -12774,7 +12952,7 @@
           <w:color w:val="795E26"/>
           <w:sz w:val="21"/>
           <w:szCs w:val="21"/>
-          <w:lang w:eastAsia="ru-RU"/>
+          <w:lang w:val="en-US" w:eastAsia="ru-RU"/>
         </w:rPr>
         <w:t>sort</w:t>
       </w:r>
@@ -12785,7 +12963,7 @@
           <w:color w:val="000000"/>
           <w:sz w:val="21"/>
           <w:szCs w:val="21"/>
-          <w:lang w:eastAsia="ru-RU"/>
+          <w:lang w:val="en-US" w:eastAsia="ru-RU"/>
         </w:rPr>
         <w:t>(</w:t>
       </w:r>
@@ -12796,7 +12974,7 @@
           <w:color w:val="001080"/>
           <w:sz w:val="21"/>
           <w:szCs w:val="21"/>
-          <w:lang w:eastAsia="ru-RU"/>
+          <w:lang w:val="en-US" w:eastAsia="ru-RU"/>
         </w:rPr>
         <w:t>n</w:t>
       </w:r>
@@ -12806,7 +12984,7 @@
           <w:color w:val="000000"/>
           <w:sz w:val="21"/>
           <w:szCs w:val="21"/>
-          <w:lang w:eastAsia="ru-RU"/>
+          <w:lang w:val="en-US" w:eastAsia="ru-RU"/>
         </w:rPr>
         <w:t xml:space="preserve">, </w:t>
       </w:r>
@@ -12816,7 +12994,7 @@
           <w:color w:val="001080"/>
           <w:sz w:val="21"/>
           <w:szCs w:val="21"/>
-          <w:lang w:eastAsia="ru-RU"/>
+          <w:lang w:val="en-US" w:eastAsia="ru-RU"/>
         </w:rPr>
         <w:t>p</w:t>
       </w:r>
@@ -12826,29 +13004,27 @@
           <w:color w:val="000000"/>
           <w:sz w:val="21"/>
           <w:szCs w:val="21"/>
-          <w:lang w:eastAsia="ru-RU"/>
+          <w:lang w:val="en-US" w:eastAsia="ru-RU"/>
         </w:rPr>
         <w:t xml:space="preserve">, </w:t>
       </w:r>
-      <w:proofErr w:type="spellStart"/>
       <w:r>
         <w:rPr>
           <w:rFonts w:ascii="Consolas" w:eastAsia="Times New Roman" w:hAnsi="Consolas" w:cs="Times New Roman"/>
           <w:color w:val="001080"/>
           <w:sz w:val="21"/>
           <w:szCs w:val="21"/>
-          <w:lang w:eastAsia="ru-RU"/>
+          <w:lang w:val="en-US" w:eastAsia="ru-RU"/>
         </w:rPr>
         <w:t>fi</w:t>
       </w:r>
-      <w:proofErr w:type="spellEnd"/>
-      <w:r>
-        <w:rPr>
-          <w:rFonts w:ascii="Consolas" w:eastAsia="Times New Roman" w:hAnsi="Consolas" w:cs="Times New Roman"/>
-          <w:color w:val="000000"/>
-          <w:sz w:val="21"/>
-          <w:szCs w:val="21"/>
-          <w:lang w:eastAsia="ru-RU"/>
+      <w:r>
+        <w:rPr>
+          <w:rFonts w:ascii="Consolas" w:eastAsia="Times New Roman" w:hAnsi="Consolas" w:cs="Times New Roman"/>
+          <w:color w:val="000000"/>
+          <w:sz w:val="21"/>
+          <w:szCs w:val="21"/>
+          <w:lang w:val="en-US" w:eastAsia="ru-RU"/>
         </w:rPr>
         <w:t>)</w:t>
       </w:r>
@@ -12871,7 +13047,7 @@
           <w:color w:val="000000"/>
           <w:sz w:val="21"/>
           <w:szCs w:val="21"/>
-          <w:lang w:eastAsia="ru-RU"/>
+          <w:lang w:val="en-US" w:eastAsia="ru-RU"/>
         </w:rPr>
         <w:t xml:space="preserve">        </w:t>
       </w:r>
@@ -14679,7 +14855,7 @@
           <w:color w:val="000000"/>
           <w:sz w:val="21"/>
           <w:szCs w:val="21"/>
-          <w:lang w:eastAsia="ru-RU"/>
+          <w:lang w:val="en-US" w:eastAsia="ru-RU"/>
         </w:rPr>
       </w:pPr>
     </w:p>
@@ -23188,6 +23364,7 @@
   <w:style w:type="character" w:default="1" w:styleId="a1">
     <w:name w:val="Default Paragraph Font"/>
     <w:uiPriority w:val="1"/>
+    <w:semiHidden/>
     <w:unhideWhenUsed/>
   </w:style>
   <w:style w:type="table" w:default="1" w:styleId="a2">
@@ -24067,6 +24244,18 @@
     <w:pitch w:val="fixed"/>
     <w:sig w:usb0="E00006FF" w:usb1="0000FCFF" w:usb2="00000001" w:usb3="00000000" w:csb0="0000019F" w:csb1="00000000"/>
   </w:font>
+  <w:font w:name="Aptos">
+    <w:charset w:val="00"/>
+    <w:family w:val="swiss"/>
+    <w:pitch w:val="variable"/>
+    <w:sig w:usb0="20000287" w:usb1="00000003" w:usb2="00000000" w:usb3="00000000" w:csb0="0000019F" w:csb1="00000000"/>
+  </w:font>
+  <w:font w:name="Aptos Display">
+    <w:charset w:val="00"/>
+    <w:family w:val="swiss"/>
+    <w:pitch w:val="variable"/>
+    <w:sig w:usb0="20000287" w:usb1="00000003" w:usb2="00000000" w:usb3="00000000" w:csb0="0000019F" w:csb1="00000000"/>
+  </w:font>
 </w:fonts>
 </file>
 
@@ -24112,6 +24301,7 @@
     <w:rsid w:val="002C531B"/>
     <w:rsid w:val="002D56C6"/>
     <w:rsid w:val="002E0F7D"/>
+    <w:rsid w:val="002E4B89"/>
     <w:rsid w:val="002E62CA"/>
     <w:rsid w:val="00307E51"/>
     <w:rsid w:val="00315B34"/>
@@ -24226,6 +24416,7 @@
     <w:rsid w:val="00D55BB1"/>
     <w:rsid w:val="00D57749"/>
     <w:rsid w:val="00D733B4"/>
+    <w:rsid w:val="00D92B52"/>
     <w:rsid w:val="00DA2212"/>
     <w:rsid w:val="00DB1EDF"/>
     <w:rsid w:val="00DC6D01"/>
